--- a/projects/valuepickr-open-screen/docs/Styrenix Performance Materials.docx
+++ b/projects/valuepickr-open-screen/docs/Styrenix Performance Materials.docx
@@ -690,6 +690,187 @@
           <w:szCs w:val="18"/>
         </w:rPr>
         <w:t xml:space="preserve">This is independent research and analysis for informational purposes only, not personalized financial or investment advice. Past multi-bagger performance and forum/social sentiment are not indicators of future returns. Do your own due diligence before investing.</w:t>
+      </w:r>
+    </w:p>
+    <w:p/>
+    <w:p>
+      <w:r>
+        <w:rPr>
+          <w:b/>
+          <w:sz w:val="28"/>
+        </w:rPr>
+        <w:t>🔄 RESEARCH UPDATE - 2026-10-05</w:t>
+      </w:r>
+    </w:p>
+    <w:p>
+      <w:r>
+        <w:rPr>
+          <w:b/>
+        </w:rPr>
+        <w:t>📊 Key Metrics:</w:t>
+      </w:r>
+    </w:p>
+    <w:p>
+      <w:pPr>
+        <w:ind w:left="360"/>
+      </w:pPr>
+      <w:r>
+        <w:t xml:space="preserve">  • Company: Styrenix Performance Materials Ltd (formerly INEOS Styrolution India)</w:t>
+      </w:r>
+    </w:p>
+    <w:p>
+      <w:pPr>
+        <w:ind w:left="360"/>
+      </w:pPr>
+      <w:r>
+        <w:t xml:space="preserve">  • Conviction: Low-Medium</w:t>
+      </w:r>
+    </w:p>
+    <w:p>
+      <w:pPr>
+        <w:ind w:left="360"/>
+      </w:pPr>
+      <w:r>
+        <w:t xml:space="preserve">  • Thesis: neither</w:t>
+      </w:r>
+    </w:p>
+    <w:p>
+      <w:pPr>
+        <w:ind w:left="360"/>
+      </w:pPr>
+      <w:r>
+        <w:t xml:space="preserve">  • 4-Box Score: 2.5</w:t>
+      </w:r>
+    </w:p>
+    <w:p>
+      <w:pPr>
+        <w:ind w:left="360"/>
+      </w:pPr>
+      <w:r>
+        <w:t xml:space="preserve">  • Research Date: 2026-09-18</w:t>
+      </w:r>
+    </w:p>
+    <w:p>
+      <w:pPr>
+        <w:ind w:left="360"/>
+      </w:pPr>
+      <w:r>
+        <w:t xml:space="preserve">  • Red Flag: None</w:t>
+      </w:r>
+    </w:p>
+    <w:p/>
+    <w:p>
+      <w:r>
+        <w:rPr>
+          <w:b/>
+        </w:rPr>
+        <w:t>📝 Verdict:</w:t>
+      </w:r>
+    </w:p>
+    <w:p>
+      <w:pPr>
+        <w:ind w:left="360"/>
+      </w:pPr>
+      <w:r>
+        <w:t>Genuine import-substitution positioning and an on-schedule capacity expansion in Indian styrenics, but a fresh filings read shows the Q1 FY27 margin/PAT surge that drove the earlier bull case was explicitly management-disavowed as a one-off spread spike (volumes actually fell 26% YoY) and the 'cheap' valuation claim does not survive using FY26's real run-rate. Conviction downgraded Medium -&gt; Low-Medium; thesis_fit stays 'neither' on a four_box score of 2.5.</w:t>
+      </w:r>
+    </w:p>
+    <w:p/>
+    <w:p>
+      <w:r>
+        <w:rPr>
+          <w:b/>
+        </w:rPr>
+        <w:t>📈 Bull Case:</w:t>
+      </w:r>
+    </w:p>
+    <w:p>
+      <w:pPr>
+        <w:ind w:left="360"/>
+      </w:pPr>
+      <w:r>
+        <w:t>Dominant domestic styrenics/ABS producer benefiting from a genuine import-substitution tailwind (LG Polymers' India ABS capacity shut, leaving Styrenix and Supreme Petrochem as the main domestic suppliers against a large import base ~130-140kt of a ~275kt market)</w:t>
+      </w:r>
+    </w:p>
+    <w:p>
+      <w:pPr>
+        <w:ind w:left="360"/>
+      </w:pPr>
+      <w:r>
+        <w:t>ABS Phase I capacity expansion (~50,000 TPA, ~Rs 350 Cr, internal accruals) is on schedule for FY27 commissioning, first full-year contribution FY28 - a real, funded, on-track commitment</w:t>
+      </w:r>
+    </w:p>
+    <w:p>
+      <w:pPr>
+        <w:ind w:left="360"/>
+      </w:pPr>
+      <w:r>
+        <w:t>Low debt (debt/EBITDA ~0.4x); management proactively told analysts Q1 FY27's margin spike was abnormal rather than let the market extrapolate it - a good transparency/guidance-credibility signal</w:t>
+      </w:r>
+    </w:p>
+    <w:p>
+      <w:pPr>
+        <w:ind w:left="360"/>
+      </w:pPr>
+      <w:r>
+        <w:t>Ownership realignment complete: Agarwal family reacquired control (ending the ISAPL/INEOS structure), pledge fully released throughout - reduces overhang</w:t>
+      </w:r>
+    </w:p>
+    <w:p>
+      <w:pPr>
+        <w:ind w:left="360"/>
+      </w:pPr>
+      <w:r>
+        <w:t>Active, specific ValuePickr thread (topic_id 185353) corroborates the capacity-doubling and reacquisition thesis independently</w:t>
+      </w:r>
+    </w:p>
+    <w:p/>
+    <w:p>
+      <w:r>
+        <w:rPr>
+          <w:b/>
+        </w:rPr>
+        <w:t>📉 Bear Case:</w:t>
+      </w:r>
+    </w:p>
+    <w:p>
+      <w:pPr>
+        <w:ind w:left="360"/>
+      </w:pPr>
+      <w:r>
+        <w:t>Commodity petrochemical business - margins are spread-driven (styrene-monomer/ABS spreads) and management itself confirmed Q1 FY27's 26.1% margin was a one-off 'abnormal snapshot', not a durable re-rating; sustainable baseline guided at 10-12% (FY26 actual was 10.4%)</w:t>
+      </w:r>
+    </w:p>
+    <w:p>
+      <w:pPr>
+        <w:ind w:left="360"/>
+      </w:pPr>
+      <w:r>
+        <w:t>Standalone sales VOLUME fell 26% YoY in Q1 FY27 (and consolidated volume -24% YoY) - revenue growth was purely price/spread driven, undercutting the volume-led import-substitution narrative in the near term</w:t>
+      </w:r>
+    </w:p>
+    <w:p>
+      <w:pPr>
+        <w:ind w:left="360"/>
+      </w:pPr>
+      <w:r>
+        <w:t>The prior pass's '~6-7x cheap on annualised Q1 run-rate' valuation claim does not hold up: annualising a management-disavowed abnormal quarter overstates sustainable earnings; on FY26 actual PAT the stock is closer to ~19-21x, a materially less compelling entry point</w:t>
+      </w:r>
+    </w:p>
+    <w:p>
+      <w:pPr>
+        <w:ind w:left="360"/>
+      </w:pPr>
+      <w:r>
+        <w:t>5-yr revenue CAGR of only ~11.69% and FY26 growth ~9% - this remains a margin-rerating story, not a volume-growth story; a mature, cyclical commodity TAM caps the realistic upside magnitude</w:t>
+      </w:r>
+    </w:p>
+    <w:p>
+      <w:pPr>
+        <w:ind w:left="360"/>
+      </w:pPr>
+      <w:r>
+        <w:t>Stock still ~41-49% below its 52-week high despite the Q1 FY27 beat - the market has not fully re-rated the story, which could reflect skepticism about margin durability rather than an opportunity</w:t>
       </w:r>
     </w:p>
     <w:sectPr>
